--- a/SaveData1/bin/Debug/Template2.docx
+++ b/SaveData1/bin/Debug/Template2.docx
@@ -101,6 +101,15 @@
         <w:rPr>
           <w:rFonts w:ascii="Times New Roman" w:hAnsi="Times New Roman" w:cs="Times New Roman"/>
           <w:b/>
+          <w:sz w:val="28"/>
+          <w:szCs w:val="32"/>
+        </w:rPr>
+        <w:t xml:space="preserve"> </w:t>
+      </w:r>
+      <w:r>
+        <w:rPr>
+          <w:rFonts w:ascii="Times New Roman" w:hAnsi="Times New Roman" w:cs="Times New Roman"/>
+          <w:b/>
           <w:sz w:val="24"/>
           <w:szCs w:val="32"/>
         </w:rPr>
@@ -268,7 +277,7 @@
           <w:szCs w:val="32"/>
         </w:rPr>
         <w:br/>
-        <w:t xml:space="preserve">Участок/Операция: </w:t>
+        <w:t xml:space="preserve">Участок: </w:t>
       </w:r>
       <w:r>
         <w:rPr>
@@ -318,6 +327,33 @@
           <w:szCs w:val="32"/>
         </w:rPr>
         <w:t xml:space="preserve">                                                          </w:t>
+      </w:r>
+      <w:r>
+        <w:rPr>
+          <w:rFonts w:ascii="Times New Roman" w:hAnsi="Times New Roman" w:cs="Times New Roman"/>
+          <w:b/>
+          <w:sz w:val="24"/>
+          <w:szCs w:val="32"/>
+        </w:rPr>
+        <w:tab/>
+      </w:r>
+      <w:r>
+        <w:rPr>
+          <w:rFonts w:ascii="Times New Roman" w:hAnsi="Times New Roman" w:cs="Times New Roman"/>
+          <w:b/>
+          <w:sz w:val="24"/>
+          <w:szCs w:val="32"/>
+        </w:rPr>
+        <w:tab/>
+      </w:r>
+      <w:r>
+        <w:rPr>
+          <w:rFonts w:ascii="Times New Roman" w:hAnsi="Times New Roman" w:cs="Times New Roman"/>
+          <w:b/>
+          <w:sz w:val="24"/>
+          <w:szCs w:val="32"/>
+        </w:rPr>
+        <w:t xml:space="preserve">          </w:t>
       </w:r>
       <w:r>
         <w:rPr>
